--- a/tasks/finalpool/sf-sales-segment-word/groundtruth_workspace/Q4_Segment_Report.docx
+++ b/tasks/finalpool/sf-sales-segment-word/groundtruth_workspace/Q4_Segment_Report.docx
@@ -7,30 +7,31 @@
         <w:pStyle w:val="Heading1"/>
       </w:pPr>
       <w:r>
-        <w:t>Q4 2025 Sales Segment Performance Report</w:t>
+        <w:t>Q4 2025 Sales Performance by Segment</w:t>
       </w:r>
     </w:p>
     <w:p>
       <w:r>
-        <w:t>This report provides a comprehensive overview of Q4 2025 sales performance across all customer segments.</w:t>
+        <w:t>This report provides a comprehensive overview of Q4 2025 sales performance across all customer segments, comparing actual results against approved targets.</w:t>
       </w:r>
     </w:p>
     <w:tbl>
       <w:tblPr>
-        <w:tblStyle w:val="TableGrid"/>
         <w:tblW w:type="auto" w:w="0"/>
         <w:tblLook w:firstColumn="1" w:firstRow="1" w:lastColumn="0" w:lastRow="0" w:noHBand="0" w:noVBand="1" w:val="04A0"/>
       </w:tblPr>
       <w:tblGrid>
-        <w:gridCol w:w="2160"/>
-        <w:gridCol w:w="2160"/>
-        <w:gridCol w:w="2160"/>
-        <w:gridCol w:w="2160"/>
+        <w:gridCol w:w="1440"/>
+        <w:gridCol w:w="1440"/>
+        <w:gridCol w:w="1440"/>
+        <w:gridCol w:w="1440"/>
+        <w:gridCol w:w="1440"/>
+        <w:gridCol w:w="1440"/>
       </w:tblGrid>
       <w:tr>
         <w:tc>
           <w:tcPr>
-            <w:tcW w:type="dxa" w:w="2160"/>
+            <w:tcW w:type="dxa" w:w="1440"/>
           </w:tcPr>
           <w:p>
             <w:r>
@@ -40,31 +41,51 @@
         </w:tc>
         <w:tc>
           <w:tcPr>
-            <w:tcW w:type="dxa" w:w="2160"/>
+            <w:tcW w:type="dxa" w:w="1440"/>
           </w:tcPr>
           <w:p>
             <w:r>
-              <w:t>Orders</w:t>
+              <w:t>Q4_Target</w:t>
             </w:r>
           </w:p>
         </w:tc>
         <w:tc>
           <w:tcPr>
-            <w:tcW w:type="dxa" w:w="2160"/>
+            <w:tcW w:type="dxa" w:w="1440"/>
           </w:tcPr>
           <w:p>
             <w:r>
-              <w:t>Actual Sales</w:t>
+              <w:t>Q4_Actual</w:t>
             </w:r>
           </w:p>
         </w:tc>
         <w:tc>
           <w:tcPr>
-            <w:tcW w:type="dxa" w:w="2160"/>
+            <w:tcW w:type="dxa" w:w="1440"/>
           </w:tcPr>
           <w:p>
             <w:r>
-              <w:t>Target</w:t>
+              <w:t>Order_Count</w:t>
+            </w:r>
+          </w:p>
+        </w:tc>
+        <w:tc>
+          <w:tcPr>
+            <w:tcW w:type="dxa" w:w="1440"/>
+          </w:tcPr>
+          <w:p>
+            <w:r>
+              <w:t>Variance</w:t>
+            </w:r>
+          </w:p>
+        </w:tc>
+        <w:tc>
+          <w:tcPr>
+            <w:tcW w:type="dxa" w:w="1440"/>
+          </w:tcPr>
+          <w:p>
+            <w:r>
+              <w:t>Achievement_Pct</w:t>
             </w:r>
           </w:p>
         </w:tc>
@@ -72,7 +93,7 @@
       <w:tr>
         <w:tc>
           <w:tcPr>
-            <w:tcW w:type="dxa" w:w="2160"/>
+            <w:tcW w:type="dxa" w:w="1440"/>
           </w:tcPr>
           <w:p>
             <w:r>
@@ -82,7 +103,27 @@
         </w:tc>
         <w:tc>
           <w:tcPr>
-            <w:tcW w:type="dxa" w:w="2160"/>
+            <w:tcW w:type="dxa" w:w="1440"/>
+          </w:tcPr>
+          <w:p>
+            <w:r>
+              <w:t>210000.00</w:t>
+            </w:r>
+          </w:p>
+        </w:tc>
+        <w:tc>
+          <w:tcPr>
+            <w:tcW w:type="dxa" w:w="1440"/>
+          </w:tcPr>
+          <w:p>
+            <w:r>
+              <w:t>106646.36</w:t>
+            </w:r>
+          </w:p>
+        </w:tc>
+        <w:tc>
+          <w:tcPr>
+            <w:tcW w:type="dxa" w:w="1440"/>
           </w:tcPr>
           <w:p>
             <w:r>
@@ -92,21 +133,21 @@
         </w:tc>
         <w:tc>
           <w:tcPr>
-            <w:tcW w:type="dxa" w:w="2160"/>
+            <w:tcW w:type="dxa" w:w="1440"/>
           </w:tcPr>
           <w:p>
             <w:r>
-              <w:t>$106,646.36</w:t>
+              <w:t>-103353.64</w:t>
             </w:r>
           </w:p>
         </w:tc>
         <w:tc>
           <w:tcPr>
-            <w:tcW w:type="dxa" w:w="2160"/>
+            <w:tcW w:type="dxa" w:w="1440"/>
           </w:tcPr>
           <w:p>
             <w:r>
-              <w:t>$210,000</w:t>
+              <w:t>50.8</w:t>
             </w:r>
           </w:p>
         </w:tc>
@@ -114,7 +155,7 @@
       <w:tr>
         <w:tc>
           <w:tcPr>
-            <w:tcW w:type="dxa" w:w="2160"/>
+            <w:tcW w:type="dxa" w:w="1440"/>
           </w:tcPr>
           <w:p>
             <w:r>
@@ -124,7 +165,27 @@
         </w:tc>
         <w:tc>
           <w:tcPr>
-            <w:tcW w:type="dxa" w:w="2160"/>
+            <w:tcW w:type="dxa" w:w="1440"/>
+          </w:tcPr>
+          <w:p>
+            <w:r>
+              <w:t>200000.00</w:t>
+            </w:r>
+          </w:p>
+        </w:tc>
+        <w:tc>
+          <w:tcPr>
+            <w:tcW w:type="dxa" w:w="1440"/>
+          </w:tcPr>
+          <w:p>
+            <w:r>
+              <w:t>112773.74</w:t>
+            </w:r>
+          </w:p>
+        </w:tc>
+        <w:tc>
+          <w:tcPr>
+            <w:tcW w:type="dxa" w:w="1440"/>
           </w:tcPr>
           <w:p>
             <w:r>
@@ -134,21 +195,21 @@
         </w:tc>
         <w:tc>
           <w:tcPr>
-            <w:tcW w:type="dxa" w:w="2160"/>
+            <w:tcW w:type="dxa" w:w="1440"/>
           </w:tcPr>
           <w:p>
             <w:r>
-              <w:t>$112,773.74</w:t>
+              <w:t>-87226.26</w:t>
             </w:r>
           </w:p>
         </w:tc>
         <w:tc>
           <w:tcPr>
-            <w:tcW w:type="dxa" w:w="2160"/>
+            <w:tcW w:type="dxa" w:w="1440"/>
           </w:tcPr>
           <w:p>
             <w:r>
-              <w:t>$200,000</w:t>
+              <w:t>56.4</w:t>
             </w:r>
           </w:p>
         </w:tc>
@@ -156,7 +217,7 @@
       <w:tr>
         <w:tc>
           <w:tcPr>
-            <w:tcW w:type="dxa" w:w="2160"/>
+            <w:tcW w:type="dxa" w:w="1440"/>
           </w:tcPr>
           <w:p>
             <w:r>
@@ -166,7 +227,27 @@
         </w:tc>
         <w:tc>
           <w:tcPr>
-            <w:tcW w:type="dxa" w:w="2160"/>
+            <w:tcW w:type="dxa" w:w="1440"/>
+          </w:tcPr>
+          <w:p>
+            <w:r>
+              <w:t>170000.00</w:t>
+            </w:r>
+          </w:p>
+        </w:tc>
+        <w:tc>
+          <w:tcPr>
+            <w:tcW w:type="dxa" w:w="1440"/>
+          </w:tcPr>
+          <w:p>
+            <w:r>
+              <w:t>89129.27</w:t>
+            </w:r>
+          </w:p>
+        </w:tc>
+        <w:tc>
+          <w:tcPr>
+            <w:tcW w:type="dxa" w:w="1440"/>
           </w:tcPr>
           <w:p>
             <w:r>
@@ -176,21 +257,21 @@
         </w:tc>
         <w:tc>
           <w:tcPr>
-            <w:tcW w:type="dxa" w:w="2160"/>
+            <w:tcW w:type="dxa" w:w="1440"/>
           </w:tcPr>
           <w:p>
             <w:r>
-              <w:t>$89,129.27</w:t>
+              <w:t>-80870.73</w:t>
             </w:r>
           </w:p>
         </w:tc>
         <w:tc>
           <w:tcPr>
-            <w:tcW w:type="dxa" w:w="2160"/>
+            <w:tcW w:type="dxa" w:w="1440"/>
           </w:tcPr>
           <w:p>
             <w:r>
-              <w:t>$170,000</w:t>
+              <w:t>52.4</w:t>
             </w:r>
           </w:p>
         </w:tc>
@@ -198,7 +279,7 @@
       <w:tr>
         <w:tc>
           <w:tcPr>
-            <w:tcW w:type="dxa" w:w="2160"/>
+            <w:tcW w:type="dxa" w:w="1440"/>
           </w:tcPr>
           <w:p>
             <w:r>
@@ -208,7 +289,27 @@
         </w:tc>
         <w:tc>
           <w:tcPr>
-            <w:tcW w:type="dxa" w:w="2160"/>
+            <w:tcW w:type="dxa" w:w="1440"/>
+          </w:tcPr>
+          <w:p>
+            <w:r>
+              <w:t>180000.00</w:t>
+            </w:r>
+          </w:p>
+        </w:tc>
+        <w:tc>
+          <w:tcPr>
+            <w:tcW w:type="dxa" w:w="1440"/>
+          </w:tcPr>
+          <w:p>
+            <w:r>
+              <w:t>85103.86</w:t>
+            </w:r>
+          </w:p>
+        </w:tc>
+        <w:tc>
+          <w:tcPr>
+            <w:tcW w:type="dxa" w:w="1440"/>
           </w:tcPr>
           <w:p>
             <w:r>
@@ -218,21 +319,21 @@
         </w:tc>
         <w:tc>
           <w:tcPr>
-            <w:tcW w:type="dxa" w:w="2160"/>
+            <w:tcW w:type="dxa" w:w="1440"/>
           </w:tcPr>
           <w:p>
             <w:r>
-              <w:t>$85,103.86</w:t>
+              <w:t>-94896.14</w:t>
             </w:r>
           </w:p>
         </w:tc>
         <w:tc>
           <w:tcPr>
-            <w:tcW w:type="dxa" w:w="2160"/>
+            <w:tcW w:type="dxa" w:w="1440"/>
           </w:tcPr>
           <w:p>
             <w:r>
-              <w:t>$180,000</w:t>
+              <w:t>47.3</w:t>
             </w:r>
           </w:p>
         </w:tc>
@@ -240,7 +341,7 @@
     </w:tbl>
     <w:p>
       <w:r>
-        <w:t>Total Q4 2025 revenue across all segments: $393,653.23. Overall performance shows strong results in Consumer and Enterprise segments.</w:t>
+        <w:t>Summary: The overall total target for Q4 2025 was 760000.00 and the total actual sales was 393653.23. Across all segments, 0 segments met or exceeded their approved targets.</w:t>
       </w:r>
     </w:p>
     <w:sectPr>
